--- a/docx_chapters/25_Trail_14__Emory_Falls.docx
+++ b/docx_chapters/25_Trail_14__Emory_Falls.docx
@@ -308,7 +308,7 @@
               <w:pStyle w:val="Compact"/>
             </w:pPr>
             <w:r>
-              <w:t xml:space="preserve">Strollers and Wheelchairs</w:t>
+              <w:t xml:space="preserve">Accessibility</w:t>
             </w:r>
           </w:p>
         </w:tc>

--- a/docx_chapters/25_Trail_14__Emory_Falls.docx
+++ b/docx_chapters/25_Trail_14__Emory_Falls.docx
@@ -2,7 +2,7 @@
 <file path=word/document.xml><?xml version="1.0" encoding="utf-8"?>
 <w:document xmlns:w="http://schemas.openxmlformats.org/wordprocessingml/2006/main" xmlns:m="http://schemas.openxmlformats.org/officeDocument/2006/math" xmlns:r="http://schemas.openxmlformats.org/officeDocument/2006/relationships" xmlns:o="urn:schemas-microsoft-com:office:office" xmlns:v="urn:schemas-microsoft-com:vml" xmlns:w10="urn:schemas-microsoft-com:office:word" xmlns:a="http://schemas.openxmlformats.org/drawingml/2006/main" xmlns:pic="http://schemas.openxmlformats.org/drawingml/2006/picture" xmlns:wp="http://schemas.openxmlformats.org/drawingml/2006/wordprocessingDrawing">
   <w:body>
-    <w:bookmarkStart w:id="28" w:name="trail-14-emory-falls-at-frozen-head"/>
+    <w:bookmarkStart w:id="25" w:name="trail-14-emory-falls-at-frozen-head"/>
     <w:p>
       <w:pPr>
         <w:pStyle w:val="Heading2"/>
@@ -326,7 +326,7 @@
       </w:tr>
     </w:tbl>
     <w:bookmarkEnd w:id="21"/>
-    <w:bookmarkStart w:id="25" w:name="directions-to-the-trailhead"/>
+    <w:bookmarkStart w:id="22" w:name="directions-to-the-trailhead"/>
     <w:p>
       <w:pPr>
         <w:pStyle w:val="Heading3"/>
@@ -371,117 +371,8 @@
         <w:t xml:space="preserve">that will only work in Google Maps—because Emory Gap Trailhead does not have a street address.</w:t>
       </w:r>
     </w:p>
-    <w:tbl>
-      <w:tblPr>
-        <w:tblStyle w:val="Table"/>
-        <w:tblInd w:w="164" w:type="dxa"/>
-        <w:tblBorders>
-          <w:left w:val="single" w:sz="24" w:space="0" w:color="0758E5"/>
-        </w:tblBorders>
-        <w:tblCellMar>
-          <w:left w:w="0" w:type="dxa"/>
-          <w:right w:w="0" w:type="dxa"/>
-        </w:tblCellMar>
-        <w:tblLook w:firstRow="0" w:lastRow="0" w:firstColumn="0" w:lastColumn="0" w:noHBand="0" w:noVBand="0" w:val="0000"/>
-      </w:tblPr>
-      <w:tblGrid>
-        <w:gridCol w:w="7920"/>
-      </w:tblGrid>
-      <w:tr>
-        <w:trPr>
-          <w:cantSplit/>
-        </w:trPr>
-        <w:tc>
-          <w:tcPr>
-            <w:tcMar>
-              <w:left w:w="144" w:type="dxa"/>
-              <w:right w:w="144" w:type="dxa"/>
-            </w:tcMar>
-          </w:tcPr>
-          <w:p>
-            <w:pPr>
-              <w:pStyle w:val="BodyText"/>
-            </w:pPr>
-            <w:pPr>
-              <w:spacing w:before="0" w:after="8"/>
-              <w:jc w:val="center"/>
-            </w:pPr>
-            <w:r>
-              <w:drawing>
-                <wp:inline>
-                  <wp:extent cx="152400" cy="152400"/>
-                  <wp:effectExtent b="0" l="0" r="0" t="0"/>
-                  <wp:docPr descr="" title="" id="23" name="Picture"/>
-                  <a:graphic>
-                    <a:graphicData uri="http://schemas.openxmlformats.org/drawingml/2006/picture">
-                      <pic:pic>
-                        <pic:nvPicPr>
-                          <pic:cNvPr descr="/Applications/quarto/share/formats/docx/note.png" id="24" name="Picture"/>
-                          <pic:cNvPicPr>
-                            <a:picLocks noChangeArrowheads="1" noChangeAspect="1"/>
-                          </pic:cNvPicPr>
-                        </pic:nvPicPr>
-                        <pic:blipFill>
-                          <a:blip r:embed="rId22"/>
-                          <a:stretch>
-                            <a:fillRect/>
-                          </a:stretch>
-                        </pic:blipFill>
-                        <pic:spPr bwMode="auto">
-                          <a:xfrm>
-                            <a:off x="0" y="0"/>
-                            <a:ext cx="152400" cy="152400"/>
-                          </a:xfrm>
-                          <a:prstGeom prst="rect">
-                            <a:avLst/>
-                          </a:prstGeom>
-                          <a:noFill/>
-                          <a:ln w="9525">
-                            <a:noFill/>
-                            <a:headEnd/>
-                            <a:tailEnd/>
-                          </a:ln>
-                        </pic:spPr>
-                      </pic:pic>
-                    </a:graphicData>
-                  </a:graphic>
-                </wp:inline>
-              </w:drawing>
-            </w:r>
-          </w:p>
-        </w:tc>
-        <w:tc>
-          <w:p>
-            <w:pPr>
-              <w:pStyle w:val="BodyText"/>
-            </w:pPr>
-            <w:pPr>
-              <w:spacing w:before="16" w:after="64"/>
-            </w:pPr>
-            <w:r>
-              <w:rPr>
-                <w:b/>
-                <w:bCs/>
-              </w:rPr>
-              <w:t xml:space="preserve">Brushy Mountain State Penitentiary</w:t>
-            </w:r>
-          </w:p>
-          <w:p>
-            <w:pPr>
-              <w:pStyle w:val="BodyText"/>
-            </w:pPr>
-            <w:pPr>
-              <w:spacing w:before="16" w:after="16"/>
-            </w:pPr>
-            <w:r>
-              <w:t xml:space="preserve">A closed prison near Frozen Head State Park is full of lore due to its remote location. Part of the inspiration for the Barkley Marathons (you’ll have to look it up). Now the site of a restaurant and distillery.</w:t>
-            </w:r>
-          </w:p>
-        </w:tc>
-      </w:tr>
-    </w:tbl>
-    <w:bookmarkEnd w:id="25"/>
-    <w:bookmarkStart w:id="26" w:name="trail-description"/>
+    <w:bookmarkEnd w:id="22"/>
+    <w:bookmarkStart w:id="23" w:name="trail-description"/>
     <w:p>
       <w:pPr>
         <w:pStyle w:val="Heading3"/>
@@ -687,8 +578,8 @@
         </w:tc>
       </w:tr>
     </w:tbl>
-    <w:bookmarkEnd w:id="26"/>
-    <w:bookmarkStart w:id="27" w:name="nearby"/>
+    <w:bookmarkEnd w:id="23"/>
+    <w:bookmarkStart w:id="24" w:name="nearby"/>
     <w:p>
       <w:pPr>
         <w:pStyle w:val="Heading3"/>
@@ -763,8 +654,8 @@
         <w:t xml:space="preserve">A challenge for the biggest kid hikers and adults! This hike is around seven strenuous miles to and back from the Lookout Tower at the summit of Frozen Head Mountain, from which views of the Smokies far in the distance can be faintly visible on clear days.</w:t>
       </w:r>
     </w:p>
-    <w:bookmarkEnd w:id="27"/>
-    <w:bookmarkEnd w:id="28"/>
+    <w:bookmarkEnd w:id="24"/>
+    <w:bookmarkEnd w:id="25"/>
     <w:sectPr>
       <w:footnotePr>
         <w:numRestart w:val="eachSect"/>
